--- a/Survey_Mockup_Example.docx
+++ b/Survey_Mockup_Example.docx
@@ -20,31 +20,117 @@
       </w:r>
     </w:p>
     <w:p>
-      <w:r>
+      <w:pPr>
         <w:rPr>
           <w:b/>
         </w:rPr>
-        <w:t>1.1. In the past 12 months, have you requested or felt the need to request the CIN (National Identity Card), the document that replaced the old RGs (ID cards)?</w:t>
-      </w:r>
-    </w:p>
-    <w:p>
-      <w:proofErr w:type="gramStart"/>
-      <w:r>
-        <w:t>( )</w:t>
-      </w:r>
-      <w:proofErr w:type="gramEnd"/>
-      <w:r>
-        <w:t xml:space="preserve"> YES  </w:t>
-      </w:r>
-    </w:p>
-    <w:p>
-      <w:proofErr w:type="gramStart"/>
-      <w:r>
-        <w:t>( )</w:t>
-      </w:r>
-      <w:proofErr w:type="gramEnd"/>
-      <w:r>
-        <w:t xml:space="preserve"> NO</w:t>
+      </w:pPr>
+      <w:r>
+        <w:rPr>
+          <w:b/>
+        </w:rPr>
+        <w:t>1.1. In the past 12 months, have you requested or felt the need to request the CIN</w:t>
+      </w:r>
+      <w:r>
+        <w:rPr>
+          <w:b/>
+        </w:rPr>
+        <w:t>?</w:t>
+      </w:r>
+      <w:r>
+        <w:rPr>
+          <w:b/>
+        </w:rPr>
+        <w:t xml:space="preserve"> </w:t>
+      </w:r>
+    </w:p>
+    <w:p>
+      <w:r>
+        <w:t xml:space="preserve">( ) YES  </w:t>
+      </w:r>
+    </w:p>
+    <w:p>
+      <w:r>
+        <w:t>( ) NO</w:t>
+      </w:r>
+    </w:p>
+    <w:p>
+      <w:pPr>
+        <w:rPr>
+          <w:i/>
+        </w:rPr>
+      </w:pPr>
+      <w:r>
+        <w:rPr>
+          <w:i/>
+        </w:rPr>
+        <w:t xml:space="preserve">(the help </w:t>
+      </w:r>
+      <w:r>
+        <w:rPr>
+          <w:i/>
+        </w:rPr>
+        <w:t xml:space="preserve">field for </w:t>
+      </w:r>
+      <w:r>
+        <w:rPr>
+          <w:i/>
+        </w:rPr>
+        <w:t xml:space="preserve">this question is: “CIN is the </w:t>
+      </w:r>
+      <w:r>
+        <w:rPr>
+          <w:i/>
+        </w:rPr>
+        <w:t>National Identity Card, the document that replace</w:t>
+      </w:r>
+      <w:r>
+        <w:rPr>
+          <w:i/>
+        </w:rPr>
+        <w:t>s</w:t>
+      </w:r>
+      <w:r>
+        <w:rPr>
+          <w:i/>
+        </w:rPr>
+        <w:t xml:space="preserve"> the old R</w:t>
+      </w:r>
+      <w:r>
+        <w:rPr>
+          <w:i/>
+        </w:rPr>
+        <w:t>egistro Ge</w:t>
+      </w:r>
+      <w:r>
+        <w:rPr>
+          <w:i/>
+        </w:rPr>
+        <w:t>r</w:t>
+      </w:r>
+      <w:r>
+        <w:rPr>
+          <w:i/>
+        </w:rPr>
+        <w:t xml:space="preserve">al </w:t>
+      </w:r>
+      <w:r>
+        <w:rPr>
+          <w:i/>
+        </w:rPr>
+        <w:t>(R</w:t>
+      </w:r>
+      <w:r>
+        <w:rPr>
+          <w:i/>
+        </w:rPr>
+        <w:t>G)</w:t>
+      </w:r>
+      <w:r>
+        <w:rPr>
+          <w:i/>
+        </w:rPr>
+        <w:t>”</w:t>
       </w:r>
     </w:p>
     <w:p>
@@ -80,77 +166,28 @@
       </w:r>
     </w:p>
     <w:p>
-      <w:proofErr w:type="gramStart"/>
-      <w:r>
-        <w:t>( )</w:t>
-      </w:r>
-      <w:proofErr w:type="gramEnd"/>
-      <w:r>
-        <w:t xml:space="preserve"> My RG was very </w:t>
-      </w:r>
-      <w:proofErr w:type="gramStart"/>
-      <w:r>
-        <w:t>old</w:t>
-      </w:r>
-      <w:proofErr w:type="gramEnd"/>
-      <w:r>
-        <w:t xml:space="preserve"> and I decided to update it  </w:t>
-      </w:r>
-    </w:p>
-    <w:p>
-      <w:proofErr w:type="gramStart"/>
-      <w:r>
-        <w:t>( )</w:t>
-      </w:r>
-      <w:proofErr w:type="gramEnd"/>
-      <w:r>
-        <w:t xml:space="preserve"> I lost my old </w:t>
-      </w:r>
-      <w:proofErr w:type="gramStart"/>
-      <w:r>
-        <w:t>document</w:t>
-      </w:r>
-      <w:proofErr w:type="gramEnd"/>
-      <w:r>
-        <w:t xml:space="preserve"> or it was misplaced, robbed, or stolen  </w:t>
-      </w:r>
-    </w:p>
-    <w:p>
-      <w:proofErr w:type="gramStart"/>
-      <w:r>
-        <w:t>( )</w:t>
-      </w:r>
-      <w:proofErr w:type="gramEnd"/>
-      <w:r>
-        <w:t xml:space="preserve"> To receive retirement or pension benefits (INSS)  </w:t>
-      </w:r>
-    </w:p>
-    <w:p>
-      <w:proofErr w:type="gramStart"/>
-      <w:r>
-        <w:t>( )</w:t>
-      </w:r>
-      <w:proofErr w:type="gramEnd"/>
-      <w:r>
-        <w:t xml:space="preserve"> To receive social benefits (Bolsa Família, BPC, unemployment insurance, etc.)  </w:t>
-      </w:r>
-    </w:p>
-    <w:p>
-      <w:proofErr w:type="gramStart"/>
-      <w:r>
-        <w:t>( )</w:t>
-      </w:r>
-      <w:proofErr w:type="gramEnd"/>
-      <w:r>
-        <w:t xml:space="preserve"> </w:t>
-      </w:r>
-      <w:proofErr w:type="gramStart"/>
-      <w:r>
-        <w:t>Other: _</w:t>
-      </w:r>
-      <w:proofErr w:type="gramEnd"/>
-      <w:r>
-        <w:t>__________________________</w:t>
+      <w:r>
+        <w:t xml:space="preserve">( ) My RG was very old and I decided to update it  </w:t>
+      </w:r>
+    </w:p>
+    <w:p>
+      <w:r>
+        <w:t xml:space="preserve">( ) I lost my old document or it was misplaced, robbed, or stolen  </w:t>
+      </w:r>
+    </w:p>
+    <w:p>
+      <w:r>
+        <w:t xml:space="preserve">( ) To receive retirement or pension benefits (INSS)  </w:t>
+      </w:r>
+    </w:p>
+    <w:p>
+      <w:r>
+        <w:t xml:space="preserve">( ) To receive social benefits (Bolsa Família, BPC, unemployment insurance, etc.)  </w:t>
+      </w:r>
+    </w:p>
+    <w:p>
+      <w:r>
+        <w:t>( ) Other: ___________________________</w:t>
       </w:r>
     </w:p>
     <w:p>
@@ -170,23 +207,13 @@
       </w:r>
     </w:p>
     <w:p>
-      <w:proofErr w:type="gramStart"/>
-      <w:r>
-        <w:t>( )</w:t>
-      </w:r>
-      <w:proofErr w:type="gramEnd"/>
-      <w:r>
-        <w:t xml:space="preserve"> YES  </w:t>
-      </w:r>
-    </w:p>
-    <w:p>
-      <w:proofErr w:type="gramStart"/>
-      <w:r>
-        <w:t>( )</w:t>
-      </w:r>
-      <w:proofErr w:type="gramEnd"/>
-      <w:r>
-        <w:t xml:space="preserve"> NO</w:t>
+      <w:r>
+        <w:t xml:space="preserve">( ) YES  </w:t>
+      </w:r>
+    </w:p>
+    <w:p>
+      <w:r>
+        <w:t>( ) NO</w:t>
       </w:r>
     </w:p>
     <w:p>
@@ -215,6 +242,7 @@
         <w:rPr>
           <w:i/>
         </w:rPr>
+        <w:lastRenderedPageBreak/>
         <w:t>(Open-ended response with multiple lines)</w:t>
       </w:r>
     </w:p>
@@ -223,7 +251,6 @@
         <w:rPr>
           <w:i/>
         </w:rPr>
-        <w:lastRenderedPageBreak/>
         <w:t>(The display condition for this question is that the user answered Yes to question 1.3)</w:t>
       </w:r>
     </w:p>
@@ -292,43 +319,23 @@
       </w:r>
     </w:p>
     <w:p>
-      <w:proofErr w:type="gramStart"/>
-      <w:r>
-        <w:t>( )</w:t>
-      </w:r>
-      <w:proofErr w:type="gramEnd"/>
-      <w:r>
-        <w:t xml:space="preserve"> I do not have the necessary information to issue the document (e.g., place or date of birth, mother's name, etc.)  </w:t>
-      </w:r>
-    </w:p>
-    <w:p>
-      <w:proofErr w:type="gramStart"/>
-      <w:r>
-        <w:t>( )</w:t>
-      </w:r>
-      <w:proofErr w:type="gramEnd"/>
-      <w:r>
-        <w:t xml:space="preserve"> I need to travel to another city to issue the document  </w:t>
-      </w:r>
-    </w:p>
-    <w:p>
-      <w:proofErr w:type="gramStart"/>
-      <w:r>
-        <w:t>( )</w:t>
-      </w:r>
-      <w:proofErr w:type="gramEnd"/>
-      <w:r>
-        <w:t xml:space="preserve"> The document is expensive  </w:t>
-      </w:r>
-    </w:p>
-    <w:p>
-      <w:proofErr w:type="gramStart"/>
-      <w:r>
-        <w:t>( )</w:t>
-      </w:r>
-      <w:proofErr w:type="gramEnd"/>
-      <w:r>
-        <w:t xml:space="preserve"> Other: ____________________________</w:t>
+      <w:r>
+        <w:t xml:space="preserve">( ) I do not have the necessary information to issue the document (e.g., place or date of birth, mother's name, etc.)  </w:t>
+      </w:r>
+    </w:p>
+    <w:p>
+      <w:r>
+        <w:t xml:space="preserve">( ) I need to travel to another city to issue the document  </w:t>
+      </w:r>
+    </w:p>
+    <w:p>
+      <w:r>
+        <w:t xml:space="preserve">( ) The document is expensive  </w:t>
+      </w:r>
+    </w:p>
+    <w:p>
+      <w:r>
+        <w:t>( ) Other: ____________________________</w:t>
       </w:r>
     </w:p>
     <w:p>
@@ -348,33 +355,18 @@
       </w:r>
     </w:p>
     <w:p>
-      <w:proofErr w:type="gramStart"/>
-      <w:r>
-        <w:t>( )</w:t>
-      </w:r>
-      <w:proofErr w:type="gramEnd"/>
-      <w:r>
-        <w:t xml:space="preserve"> Yes  </w:t>
-      </w:r>
-    </w:p>
-    <w:p>
-      <w:proofErr w:type="gramStart"/>
-      <w:r>
-        <w:t>( )</w:t>
-      </w:r>
-      <w:proofErr w:type="gramEnd"/>
-      <w:r>
-        <w:t xml:space="preserve"> I tried, but could not  </w:t>
-      </w:r>
-    </w:p>
-    <w:p>
-      <w:proofErr w:type="gramStart"/>
-      <w:r>
-        <w:t>( )</w:t>
-      </w:r>
-      <w:proofErr w:type="gramEnd"/>
-      <w:r>
-        <w:t xml:space="preserve"> I did not try</w:t>
+      <w:r>
+        <w:t xml:space="preserve">( ) Yes  </w:t>
+      </w:r>
+    </w:p>
+    <w:p>
+      <w:r>
+        <w:t xml:space="preserve">( ) I tried, but could not  </w:t>
+      </w:r>
+    </w:p>
+    <w:p>
+      <w:r>
+        <w:t>( ) I did not try</w:t>
       </w:r>
     </w:p>
     <w:p>
@@ -394,61 +386,29 @@
       </w:r>
     </w:p>
     <w:p>
-      <w:proofErr w:type="gramStart"/>
-      <w:r>
-        <w:t>( )</w:t>
-      </w:r>
-      <w:proofErr w:type="gramEnd"/>
-      <w:r>
-        <w:t xml:space="preserve"> I do not have a required document  </w:t>
-      </w:r>
-    </w:p>
-    <w:p>
-      <w:proofErr w:type="gramStart"/>
-      <w:r>
-        <w:t>( )</w:t>
-      </w:r>
-      <w:proofErr w:type="gramEnd"/>
-      <w:r>
-        <w:t xml:space="preserve"> Scheduling </w:t>
-      </w:r>
-      <w:proofErr w:type="gramStart"/>
-      <w:r>
-        <w:t>wait</w:t>
-      </w:r>
-      <w:proofErr w:type="gramEnd"/>
-      <w:r>
-        <w:t xml:space="preserve"> times are too long  </w:t>
-      </w:r>
-    </w:p>
-    <w:p>
-      <w:proofErr w:type="gramStart"/>
-      <w:r>
-        <w:t>( )</w:t>
-      </w:r>
-      <w:proofErr w:type="gramEnd"/>
-      <w:r>
-        <w:t xml:space="preserve"> Difficulty using the online scheduling service  </w:t>
-      </w:r>
-    </w:p>
-    <w:p>
-      <w:proofErr w:type="gramStart"/>
-      <w:r>
-        <w:t>( )</w:t>
-      </w:r>
-      <w:proofErr w:type="gramEnd"/>
-      <w:r>
-        <w:t xml:space="preserve"> Difficulty getting to the in-person scheduling location  </w:t>
-      </w:r>
-    </w:p>
-    <w:p>
-      <w:proofErr w:type="gramStart"/>
-      <w:r>
-        <w:t>( )</w:t>
-      </w:r>
-      <w:proofErr w:type="gramEnd"/>
-      <w:r>
-        <w:t xml:space="preserve"> Other:  ____________________________</w:t>
+      <w:r>
+        <w:t xml:space="preserve">( ) I do not have a required document  </w:t>
+      </w:r>
+    </w:p>
+    <w:p>
+      <w:r>
+        <w:t xml:space="preserve">( ) Scheduling wait times are too long  </w:t>
+      </w:r>
+    </w:p>
+    <w:p>
+      <w:r>
+        <w:t xml:space="preserve">( ) Difficulty using the online scheduling service  </w:t>
+      </w:r>
+    </w:p>
+    <w:p>
+      <w:r>
+        <w:t xml:space="preserve">( ) Difficulty getting to the in-person scheduling location  </w:t>
+      </w:r>
+    </w:p>
+    <w:p>
+      <w:r>
+        <w:lastRenderedPageBreak/>
+        <w:t>( ) Other:  ____________________________</w:t>
       </w:r>
     </w:p>
     <w:p>
@@ -456,7 +416,6 @@
         <w:rPr>
           <w:i/>
         </w:rPr>
-        <w:lastRenderedPageBreak/>
         <w:t>(The display condition for this question is that the user did NOT choose the first option for question 1.4)</w:t>
       </w:r>
     </w:p>
@@ -532,23 +491,13 @@
       </w:r>
     </w:p>
     <w:p>
-      <w:proofErr w:type="gramStart"/>
-      <w:r>
-        <w:t>( )</w:t>
-      </w:r>
-      <w:proofErr w:type="gramEnd"/>
-      <w:r>
-        <w:t xml:space="preserve"> In-person scheduling (went to a public office)  </w:t>
-      </w:r>
-    </w:p>
-    <w:p>
-      <w:proofErr w:type="gramStart"/>
-      <w:r>
-        <w:t>( )</w:t>
-      </w:r>
-      <w:proofErr w:type="gramEnd"/>
-      <w:r>
-        <w:t xml:space="preserve"> Online scheduling (system)</w:t>
+      <w:r>
+        <w:t xml:space="preserve">( ) In-person scheduling (went to a public office)  </w:t>
+      </w:r>
+    </w:p>
+    <w:p>
+      <w:r>
+        <w:t>( ) Online scheduling (system)</w:t>
       </w:r>
     </w:p>
     <w:p>
@@ -588,43 +537,23 @@
       </w:r>
     </w:p>
     <w:p>
-      <w:proofErr w:type="gramStart"/>
-      <w:r>
-        <w:t>( )</w:t>
-      </w:r>
-      <w:proofErr w:type="gramEnd"/>
-      <w:r>
-        <w:t xml:space="preserve"> Excellent  </w:t>
-      </w:r>
-    </w:p>
-    <w:p>
-      <w:proofErr w:type="gramStart"/>
-      <w:r>
-        <w:t>( )</w:t>
-      </w:r>
-      <w:proofErr w:type="gramEnd"/>
-      <w:r>
-        <w:t xml:space="preserve"> Good  </w:t>
-      </w:r>
-    </w:p>
-    <w:p>
-      <w:proofErr w:type="gramStart"/>
-      <w:r>
-        <w:t>( )</w:t>
-      </w:r>
-      <w:proofErr w:type="gramEnd"/>
-      <w:r>
-        <w:t xml:space="preserve"> Bad  </w:t>
-      </w:r>
-    </w:p>
-    <w:p>
-      <w:proofErr w:type="gramStart"/>
-      <w:r>
-        <w:t>( )</w:t>
-      </w:r>
-      <w:proofErr w:type="gramEnd"/>
-      <w:r>
-        <w:t xml:space="preserve"> Terrible</w:t>
+      <w:r>
+        <w:t xml:space="preserve">( ) Excellent  </w:t>
+      </w:r>
+    </w:p>
+    <w:p>
+      <w:r>
+        <w:t xml:space="preserve">( ) Good  </w:t>
+      </w:r>
+    </w:p>
+    <w:p>
+      <w:r>
+        <w:t xml:space="preserve">( ) Bad  </w:t>
+      </w:r>
+    </w:p>
+    <w:p>
+      <w:r>
+        <w:t>( ) Terrible</w:t>
       </w:r>
     </w:p>
     <w:p>
@@ -632,6 +561,7 @@
         <w:rPr>
           <w:i/>
         </w:rPr>
+        <w:lastRenderedPageBreak/>
         <w:t>(The display condition for this question is that the user chose the first response option in question 2.1)</w:t>
       </w:r>
     </w:p>
@@ -640,7 +570,6 @@
         <w:rPr>
           <w:b/>
         </w:rPr>
-        <w:lastRenderedPageBreak/>
         <w:t>2.4. Evaluate the quality of the online scheduling system:</w:t>
       </w:r>
     </w:p>
@@ -750,43 +679,23 @@
       </w:r>
     </w:p>
     <w:p>
-      <w:proofErr w:type="gramStart"/>
-      <w:r>
-        <w:t>( )</w:t>
-      </w:r>
-      <w:proofErr w:type="gramEnd"/>
-      <w:r>
-        <w:t xml:space="preserve"> Excellent  </w:t>
-      </w:r>
-    </w:p>
-    <w:p>
-      <w:proofErr w:type="gramStart"/>
-      <w:r>
-        <w:t>( )</w:t>
-      </w:r>
-      <w:proofErr w:type="gramEnd"/>
-      <w:r>
-        <w:t xml:space="preserve"> Good  </w:t>
-      </w:r>
-    </w:p>
-    <w:p>
-      <w:proofErr w:type="gramStart"/>
-      <w:r>
-        <w:t>( )</w:t>
-      </w:r>
-      <w:proofErr w:type="gramEnd"/>
-      <w:r>
-        <w:t xml:space="preserve"> Bad  </w:t>
-      </w:r>
-    </w:p>
-    <w:p>
-      <w:proofErr w:type="gramStart"/>
-      <w:r>
-        <w:t>( )</w:t>
-      </w:r>
-      <w:proofErr w:type="gramEnd"/>
-      <w:r>
-        <w:t xml:space="preserve"> Terrible</w:t>
+      <w:r>
+        <w:t xml:space="preserve">( ) Excellent  </w:t>
+      </w:r>
+    </w:p>
+    <w:p>
+      <w:r>
+        <w:t xml:space="preserve">( ) Good  </w:t>
+      </w:r>
+    </w:p>
+    <w:p>
+      <w:r>
+        <w:t xml:space="preserve">( ) Bad  </w:t>
+      </w:r>
+    </w:p>
+    <w:p>
+      <w:r>
+        <w:t>( ) Terrible</w:t>
       </w:r>
     </w:p>
     <w:p>
@@ -798,53 +707,28 @@
       </w:r>
     </w:p>
     <w:p>
-      <w:proofErr w:type="gramStart"/>
-      <w:r>
-        <w:t>( )</w:t>
-      </w:r>
-      <w:proofErr w:type="gramEnd"/>
-      <w:r>
-        <w:t xml:space="preserve"> 1 day  </w:t>
-      </w:r>
-    </w:p>
-    <w:p>
-      <w:proofErr w:type="gramStart"/>
-      <w:r>
-        <w:t>( )</w:t>
-      </w:r>
-      <w:proofErr w:type="gramEnd"/>
-      <w:r>
-        <w:t xml:space="preserve"> Less than a week  </w:t>
-      </w:r>
-    </w:p>
-    <w:p>
-      <w:proofErr w:type="gramStart"/>
-      <w:r>
-        <w:t>( )</w:t>
-      </w:r>
-      <w:proofErr w:type="gramEnd"/>
-      <w:r>
-        <w:t xml:space="preserve"> Less than fifteen days  </w:t>
-      </w:r>
-    </w:p>
-    <w:p>
-      <w:proofErr w:type="gramStart"/>
-      <w:r>
-        <w:t>( )</w:t>
-      </w:r>
-      <w:proofErr w:type="gramEnd"/>
-      <w:r>
-        <w:t xml:space="preserve"> Less than a month  </w:t>
-      </w:r>
-    </w:p>
-    <w:p>
-      <w:proofErr w:type="gramStart"/>
-      <w:r>
-        <w:t>( )</w:t>
-      </w:r>
-      <w:proofErr w:type="gramEnd"/>
-      <w:r>
-        <w:t xml:space="preserve"> More than a month</w:t>
+      <w:r>
+        <w:t xml:space="preserve">( ) 1 day  </w:t>
+      </w:r>
+    </w:p>
+    <w:p>
+      <w:r>
+        <w:t xml:space="preserve">( ) Less than a week  </w:t>
+      </w:r>
+    </w:p>
+    <w:p>
+      <w:r>
+        <w:t xml:space="preserve">( ) Less than fifteen days  </w:t>
+      </w:r>
+    </w:p>
+    <w:p>
+      <w:r>
+        <w:t xml:space="preserve">( ) Less than a month  </w:t>
+      </w:r>
+    </w:p>
+    <w:p>
+      <w:r>
+        <w:t>( ) More than a month</w:t>
       </w:r>
     </w:p>
     <w:p>
@@ -856,43 +740,23 @@
       </w:r>
     </w:p>
     <w:p>
-      <w:proofErr w:type="gramStart"/>
-      <w:r>
-        <w:t>( )</w:t>
-      </w:r>
-      <w:proofErr w:type="gramEnd"/>
-      <w:r>
-        <w:t xml:space="preserve"> Within a week  </w:t>
-      </w:r>
-    </w:p>
-    <w:p>
-      <w:proofErr w:type="gramStart"/>
-      <w:r>
-        <w:t>( )</w:t>
-      </w:r>
-      <w:proofErr w:type="gramEnd"/>
-      <w:r>
-        <w:t xml:space="preserve"> Within 15 days  </w:t>
-      </w:r>
-    </w:p>
-    <w:p>
-      <w:proofErr w:type="gramStart"/>
-      <w:r>
-        <w:t>( )</w:t>
-      </w:r>
-      <w:proofErr w:type="gramEnd"/>
-      <w:r>
-        <w:t xml:space="preserve"> Within 30 days  </w:t>
-      </w:r>
-    </w:p>
-    <w:p>
-      <w:proofErr w:type="gramStart"/>
-      <w:r>
-        <w:t>( )</w:t>
-      </w:r>
-      <w:proofErr w:type="gramEnd"/>
-      <w:r>
-        <w:t xml:space="preserve"> More than 30 days</w:t>
+      <w:r>
+        <w:t xml:space="preserve">( ) Within a week  </w:t>
+      </w:r>
+    </w:p>
+    <w:p>
+      <w:r>
+        <w:t xml:space="preserve">( ) Within 15 days  </w:t>
+      </w:r>
+    </w:p>
+    <w:p>
+      <w:r>
+        <w:t xml:space="preserve">( ) Within 30 days  </w:t>
+      </w:r>
+    </w:p>
+    <w:p>
+      <w:r>
+        <w:t>( ) More than 30 days</w:t>
       </w:r>
     </w:p>
     <w:p>
@@ -904,44 +768,24 @@
       </w:r>
     </w:p>
     <w:p>
-      <w:proofErr w:type="gramStart"/>
-      <w:r>
-        <w:t>( )</w:t>
-      </w:r>
-      <w:proofErr w:type="gramEnd"/>
-      <w:r>
-        <w:t xml:space="preserve"> Excellent  </w:t>
-      </w:r>
-    </w:p>
-    <w:p>
-      <w:proofErr w:type="gramStart"/>
       <w:r>
         <w:lastRenderedPageBreak/>
-        <w:t>( )</w:t>
-      </w:r>
-      <w:proofErr w:type="gramEnd"/>
-      <w:r>
-        <w:t xml:space="preserve"> Good  </w:t>
-      </w:r>
-    </w:p>
-    <w:p>
-      <w:proofErr w:type="gramStart"/>
-      <w:r>
-        <w:t>( )</w:t>
-      </w:r>
-      <w:proofErr w:type="gramEnd"/>
-      <w:r>
-        <w:t xml:space="preserve"> Bad  </w:t>
-      </w:r>
-    </w:p>
-    <w:p>
-      <w:proofErr w:type="gramStart"/>
-      <w:r>
-        <w:t>( )</w:t>
-      </w:r>
-      <w:proofErr w:type="gramEnd"/>
-      <w:r>
-        <w:t xml:space="preserve"> Terrible</w:t>
+        <w:t xml:space="preserve">( ) Excellent  </w:t>
+      </w:r>
+    </w:p>
+    <w:p>
+      <w:r>
+        <w:t xml:space="preserve">( ) Good  </w:t>
+      </w:r>
+    </w:p>
+    <w:p>
+      <w:r>
+        <w:t xml:space="preserve">( ) Bad  </w:t>
+      </w:r>
+    </w:p>
+    <w:p>
+      <w:r>
+        <w:t>( ) Terrible</w:t>
       </w:r>
     </w:p>
     <w:p>
@@ -1038,33 +882,18 @@
       </w:r>
     </w:p>
     <w:p>
-      <w:proofErr w:type="gramStart"/>
-      <w:r>
-        <w:t>( )</w:t>
-      </w:r>
-      <w:proofErr w:type="gramEnd"/>
-      <w:r>
-        <w:t xml:space="preserve"> Yes, I didn't bring it because there was a lack of proper guidance when scheduling  </w:t>
-      </w:r>
-    </w:p>
-    <w:p>
-      <w:proofErr w:type="gramStart"/>
-      <w:r>
-        <w:t>( )</w:t>
-      </w:r>
-      <w:proofErr w:type="gramEnd"/>
-      <w:r>
-        <w:t xml:space="preserve"> I didn't bring it, but I didn't pay much attention to the instructions  </w:t>
-      </w:r>
-    </w:p>
-    <w:p>
-      <w:proofErr w:type="gramStart"/>
-      <w:r>
-        <w:t>( )</w:t>
-      </w:r>
-      <w:proofErr w:type="gramEnd"/>
-      <w:r>
-        <w:t xml:space="preserve"> I did not have this problem</w:t>
+      <w:r>
+        <w:t xml:space="preserve">( ) Yes, I didn't bring it because there was a lack of proper guidance when scheduling  </w:t>
+      </w:r>
+    </w:p>
+    <w:p>
+      <w:r>
+        <w:t xml:space="preserve">( ) I didn't bring it, but I didn't pay much attention to the instructions  </w:t>
+      </w:r>
+    </w:p>
+    <w:p>
+      <w:r>
+        <w:t>( ) I did not have this problem</w:t>
       </w:r>
     </w:p>
     <w:p>
@@ -1084,43 +913,24 @@
       </w:r>
     </w:p>
     <w:p>
-      <w:proofErr w:type="gramStart"/>
-      <w:r>
-        <w:t>( )</w:t>
-      </w:r>
-      <w:proofErr w:type="gramEnd"/>
-      <w:r>
-        <w:t xml:space="preserve"> It was not necessary, I brought all the documents  </w:t>
-      </w:r>
-    </w:p>
-    <w:p>
-      <w:proofErr w:type="gramStart"/>
-      <w:r>
-        <w:t>( )</w:t>
-      </w:r>
-      <w:proofErr w:type="gramEnd"/>
-      <w:r>
-        <w:t xml:space="preserve"> I tried, and the RG identity was accepted  </w:t>
-      </w:r>
-    </w:p>
-    <w:p>
-      <w:proofErr w:type="gramStart"/>
-      <w:r>
-        <w:t>( )</w:t>
-      </w:r>
-      <w:proofErr w:type="gramEnd"/>
-      <w:r>
-        <w:t xml:space="preserve"> I tried, but the RG identity was not accepted  </w:t>
-      </w:r>
-    </w:p>
-    <w:p>
-      <w:proofErr w:type="gramStart"/>
-      <w:r>
-        <w:t>( )</w:t>
-      </w:r>
-      <w:proofErr w:type="gramEnd"/>
-      <w:r>
-        <w:t xml:space="preserve"> I did not try</w:t>
+      <w:r>
+        <w:t xml:space="preserve">( ) It was not necessary, I brought all the documents  </w:t>
+      </w:r>
+    </w:p>
+    <w:p>
+      <w:r>
+        <w:t xml:space="preserve">( ) I tried, and the RG identity was accepted  </w:t>
+      </w:r>
+    </w:p>
+    <w:p>
+      <w:r>
+        <w:t xml:space="preserve">( ) I tried, but the RG identity was not accepted  </w:t>
+      </w:r>
+    </w:p>
+    <w:p>
+      <w:r>
+        <w:lastRenderedPageBreak/>
+        <w:t>( ) I did not try</w:t>
       </w:r>
     </w:p>
     <w:p>
@@ -1128,7 +938,6 @@
         <w:rPr>
           <w:i/>
         </w:rPr>
-        <w:lastRenderedPageBreak/>
         <w:t>(The display condition for this question is that the user chose No in the response to question 3.1)</w:t>
       </w:r>
     </w:p>
@@ -1176,31 +985,13 @@
       </w:r>
     </w:p>
     <w:p>
-      <w:proofErr w:type="gramStart"/>
-      <w:r>
-        <w:t>( )</w:t>
-      </w:r>
-      <w:proofErr w:type="gramEnd"/>
-      <w:r>
-        <w:t xml:space="preserve"> Yes, they rescheduled  </w:t>
-      </w:r>
-    </w:p>
-    <w:p>
-      <w:proofErr w:type="gramStart"/>
-      <w:r>
-        <w:t>( )</w:t>
-      </w:r>
-      <w:proofErr w:type="gramEnd"/>
-      <w:r>
-        <w:t xml:space="preserve"> They didn't </w:t>
-      </w:r>
-      <w:proofErr w:type="gramStart"/>
-      <w:r>
-        <w:t>reschedule,</w:t>
-      </w:r>
-      <w:proofErr w:type="gramEnd"/>
-      <w:r>
-        <w:t xml:space="preserve"> I had to start "from scratch"</w:t>
+      <w:r>
+        <w:t xml:space="preserve">( ) Yes, they rescheduled  </w:t>
+      </w:r>
+    </w:p>
+    <w:p>
+      <w:r>
+        <w:t>( ) They didn't reschedule, I had to start "from scratch"</w:t>
       </w:r>
     </w:p>
     <w:p>
@@ -1220,43 +1011,23 @@
       </w:r>
     </w:p>
     <w:p>
-      <w:proofErr w:type="gramStart"/>
-      <w:r>
-        <w:t>( )</w:t>
-      </w:r>
-      <w:proofErr w:type="gramEnd"/>
-      <w:r>
-        <w:t xml:space="preserve"> Fast  </w:t>
-      </w:r>
-    </w:p>
-    <w:p>
-      <w:proofErr w:type="gramStart"/>
-      <w:r>
-        <w:t>( )</w:t>
-      </w:r>
-      <w:proofErr w:type="gramEnd"/>
-      <w:r>
-        <w:t xml:space="preserve"> Reasonable  </w:t>
-      </w:r>
-    </w:p>
-    <w:p>
-      <w:proofErr w:type="gramStart"/>
-      <w:r>
-        <w:t>( )</w:t>
-      </w:r>
-      <w:proofErr w:type="gramEnd"/>
-      <w:r>
-        <w:t xml:space="preserve"> Slow  </w:t>
-      </w:r>
-    </w:p>
-    <w:p>
-      <w:proofErr w:type="gramStart"/>
-      <w:r>
-        <w:t>( )</w:t>
-      </w:r>
-      <w:proofErr w:type="gramEnd"/>
-      <w:r>
-        <w:t xml:space="preserve"> Very slow</w:t>
+      <w:r>
+        <w:t xml:space="preserve">( ) Fast  </w:t>
+      </w:r>
+    </w:p>
+    <w:p>
+      <w:r>
+        <w:t xml:space="preserve">( ) Reasonable  </w:t>
+      </w:r>
+    </w:p>
+    <w:p>
+      <w:r>
+        <w:t xml:space="preserve">( ) Slow  </w:t>
+      </w:r>
+    </w:p>
+    <w:p>
+      <w:r>
+        <w:t>( ) Very slow</w:t>
       </w:r>
     </w:p>
     <w:p>
@@ -1341,53 +1112,28 @@
       </w:r>
     </w:p>
     <w:p>
-      <w:proofErr w:type="gramStart"/>
-      <w:r>
-        <w:t>( )</w:t>
-      </w:r>
-      <w:proofErr w:type="gramEnd"/>
-      <w:r>
-        <w:t xml:space="preserve"> Within 1 week  </w:t>
-      </w:r>
-    </w:p>
-    <w:p>
-      <w:proofErr w:type="gramStart"/>
-      <w:r>
-        <w:t>( )</w:t>
-      </w:r>
-      <w:proofErr w:type="gramEnd"/>
-      <w:r>
-        <w:t xml:space="preserve"> Within 15 days  </w:t>
-      </w:r>
-    </w:p>
-    <w:p>
-      <w:proofErr w:type="gramStart"/>
-      <w:r>
-        <w:t>( )</w:t>
-      </w:r>
-      <w:proofErr w:type="gramEnd"/>
-      <w:r>
-        <w:t xml:space="preserve"> In one month  </w:t>
-      </w:r>
-    </w:p>
-    <w:p>
-      <w:proofErr w:type="gramStart"/>
-      <w:r>
-        <w:t>( )</w:t>
-      </w:r>
-      <w:proofErr w:type="gramEnd"/>
-      <w:r>
-        <w:t xml:space="preserve"> More than a month  </w:t>
-      </w:r>
-    </w:p>
-    <w:p>
-      <w:proofErr w:type="gramStart"/>
-      <w:r>
-        <w:t>( )</w:t>
-      </w:r>
-      <w:proofErr w:type="gramEnd"/>
-      <w:r>
-        <w:t xml:space="preserve"> More than 2 months</w:t>
+      <w:r>
+        <w:t xml:space="preserve">( ) Within 1 week  </w:t>
+      </w:r>
+    </w:p>
+    <w:p>
+      <w:r>
+        <w:t xml:space="preserve">( ) Within 15 days  </w:t>
+      </w:r>
+    </w:p>
+    <w:p>
+      <w:r>
+        <w:t xml:space="preserve">( ) In one month  </w:t>
+      </w:r>
+    </w:p>
+    <w:p>
+      <w:r>
+        <w:t xml:space="preserve">( ) More than a month  </w:t>
+      </w:r>
+    </w:p>
+    <w:p>
+      <w:r>
+        <w:t>( ) More than 2 months</w:t>
       </w:r>
     </w:p>
     <w:p>
@@ -1399,43 +1145,23 @@
       </w:r>
     </w:p>
     <w:p>
-      <w:proofErr w:type="gramStart"/>
-      <w:r>
-        <w:t>( )</w:t>
-      </w:r>
-      <w:proofErr w:type="gramEnd"/>
-      <w:r>
-        <w:t xml:space="preserve"> Excellent  </w:t>
-      </w:r>
-    </w:p>
-    <w:p>
-      <w:proofErr w:type="gramStart"/>
-      <w:r>
-        <w:t>( )</w:t>
-      </w:r>
-      <w:proofErr w:type="gramEnd"/>
-      <w:r>
-        <w:t xml:space="preserve"> Good  </w:t>
-      </w:r>
-    </w:p>
-    <w:p>
-      <w:proofErr w:type="gramStart"/>
-      <w:r>
-        <w:t>( )</w:t>
-      </w:r>
-      <w:proofErr w:type="gramEnd"/>
-      <w:r>
-        <w:t xml:space="preserve"> Bad  </w:t>
-      </w:r>
-    </w:p>
-    <w:p>
-      <w:proofErr w:type="gramStart"/>
-      <w:r>
-        <w:t>( )</w:t>
-      </w:r>
-      <w:proofErr w:type="gramEnd"/>
-      <w:r>
-        <w:t xml:space="preserve"> Terrible</w:t>
+      <w:r>
+        <w:t xml:space="preserve">( ) Excellent  </w:t>
+      </w:r>
+    </w:p>
+    <w:p>
+      <w:r>
+        <w:t xml:space="preserve">( ) Good  </w:t>
+      </w:r>
+    </w:p>
+    <w:p>
+      <w:r>
+        <w:t xml:space="preserve">( ) Bad  </w:t>
+      </w:r>
+    </w:p>
+    <w:p>
+      <w:r>
+        <w:t>( ) Terrible</w:t>
       </w:r>
     </w:p>
     <w:p>
@@ -1473,33 +1199,18 @@
       </w:r>
     </w:p>
     <w:p>
-      <w:proofErr w:type="gramStart"/>
-      <w:r>
-        <w:t>( )</w:t>
-      </w:r>
-      <w:proofErr w:type="gramEnd"/>
-      <w:r>
-        <w:t xml:space="preserve"> Difficult  </w:t>
-      </w:r>
-    </w:p>
-    <w:p>
-      <w:proofErr w:type="gramStart"/>
-      <w:r>
-        <w:t>( )</w:t>
-      </w:r>
-      <w:proofErr w:type="gramEnd"/>
-      <w:r>
-        <w:t xml:space="preserve"> A bit difficult  </w:t>
-      </w:r>
-    </w:p>
-    <w:p>
-      <w:proofErr w:type="gramStart"/>
-      <w:r>
-        <w:t>( )</w:t>
-      </w:r>
-      <w:proofErr w:type="gramEnd"/>
-      <w:r>
-        <w:t xml:space="preserve"> Easy</w:t>
+      <w:r>
+        <w:t xml:space="preserve">( ) Difficult  </w:t>
+      </w:r>
+    </w:p>
+    <w:p>
+      <w:r>
+        <w:t xml:space="preserve">( ) A bit difficult  </w:t>
+      </w:r>
+    </w:p>
+    <w:p>
+      <w:r>
+        <w:t>( ) Easy</w:t>
       </w:r>
     </w:p>
     <w:p>

--- a/Survey_Mockup_Example.docx
+++ b/Survey_Mockup_Example.docx
@@ -45,13 +45,23 @@
       </w:r>
     </w:p>
     <w:p>
-      <w:r>
-        <w:t xml:space="preserve">( ) YES  </w:t>
-      </w:r>
-    </w:p>
-    <w:p>
-      <w:r>
-        <w:t>( ) NO</w:t>
+      <w:proofErr w:type="gramStart"/>
+      <w:r>
+        <w:t>( )</w:t>
+      </w:r>
+      <w:proofErr w:type="gramEnd"/>
+      <w:r>
+        <w:t xml:space="preserve"> YES  </w:t>
+      </w:r>
+    </w:p>
+    <w:p>
+      <w:proofErr w:type="gramStart"/>
+      <w:r>
+        <w:t>( )</w:t>
+      </w:r>
+      <w:proofErr w:type="gramEnd"/>
+      <w:r>
+        <w:t xml:space="preserve"> NO</w:t>
       </w:r>
     </w:p>
     <w:p>
@@ -70,19 +80,19 @@
         <w:rPr>
           <w:i/>
         </w:rPr>
-        <w:t xml:space="preserve">field for </w:t>
+        <w:t xml:space="preserve">text </w:t>
       </w:r>
       <w:r>
         <w:rPr>
           <w:i/>
         </w:rPr>
-        <w:t xml:space="preserve">this question is: “CIN is the </w:t>
+        <w:t xml:space="preserve">for </w:t>
       </w:r>
       <w:r>
         <w:rPr>
           <w:i/>
         </w:rPr>
-        <w:t>National Identity Card, the document that replace</w:t>
+        <w:t>this question is: “CIN is the National Identity Card, the document that replace</w:t>
       </w:r>
       <w:r>
         <w:rPr>
@@ -166,28 +176,77 @@
       </w:r>
     </w:p>
     <w:p>
-      <w:r>
-        <w:t xml:space="preserve">( ) My RG was very old and I decided to update it  </w:t>
-      </w:r>
-    </w:p>
-    <w:p>
-      <w:r>
-        <w:t xml:space="preserve">( ) I lost my old document or it was misplaced, robbed, or stolen  </w:t>
-      </w:r>
-    </w:p>
-    <w:p>
-      <w:r>
-        <w:t xml:space="preserve">( ) To receive retirement or pension benefits (INSS)  </w:t>
-      </w:r>
-    </w:p>
-    <w:p>
-      <w:r>
-        <w:t xml:space="preserve">( ) To receive social benefits (Bolsa Família, BPC, unemployment insurance, etc.)  </w:t>
-      </w:r>
-    </w:p>
-    <w:p>
-      <w:r>
-        <w:t>( ) Other: ___________________________</w:t>
+      <w:proofErr w:type="gramStart"/>
+      <w:r>
+        <w:t>( )</w:t>
+      </w:r>
+      <w:proofErr w:type="gramEnd"/>
+      <w:r>
+        <w:t xml:space="preserve"> My RG was very </w:t>
+      </w:r>
+      <w:proofErr w:type="gramStart"/>
+      <w:r>
+        <w:t>old</w:t>
+      </w:r>
+      <w:proofErr w:type="gramEnd"/>
+      <w:r>
+        <w:t xml:space="preserve"> and I decided to update it  </w:t>
+      </w:r>
+    </w:p>
+    <w:p>
+      <w:proofErr w:type="gramStart"/>
+      <w:r>
+        <w:t>( )</w:t>
+      </w:r>
+      <w:proofErr w:type="gramEnd"/>
+      <w:r>
+        <w:t xml:space="preserve"> I lost my old </w:t>
+      </w:r>
+      <w:proofErr w:type="gramStart"/>
+      <w:r>
+        <w:t>document</w:t>
+      </w:r>
+      <w:proofErr w:type="gramEnd"/>
+      <w:r>
+        <w:t xml:space="preserve"> or it was misplaced, robbed, or stolen  </w:t>
+      </w:r>
+    </w:p>
+    <w:p>
+      <w:proofErr w:type="gramStart"/>
+      <w:r>
+        <w:t>( )</w:t>
+      </w:r>
+      <w:proofErr w:type="gramEnd"/>
+      <w:r>
+        <w:t xml:space="preserve"> To receive retirement or pension benefits (INSS)  </w:t>
+      </w:r>
+    </w:p>
+    <w:p>
+      <w:proofErr w:type="gramStart"/>
+      <w:r>
+        <w:t>( )</w:t>
+      </w:r>
+      <w:proofErr w:type="gramEnd"/>
+      <w:r>
+        <w:t xml:space="preserve"> To receive social benefits (Bolsa Família, BPC, unemployment insurance, etc.)  </w:t>
+      </w:r>
+    </w:p>
+    <w:p>
+      <w:proofErr w:type="gramStart"/>
+      <w:r>
+        <w:t>( )</w:t>
+      </w:r>
+      <w:proofErr w:type="gramEnd"/>
+      <w:r>
+        <w:t xml:space="preserve"> </w:t>
+      </w:r>
+      <w:proofErr w:type="gramStart"/>
+      <w:r>
+        <w:t>Other: _</w:t>
+      </w:r>
+      <w:proofErr w:type="gramEnd"/>
+      <w:r>
+        <w:t>__________________________</w:t>
       </w:r>
     </w:p>
     <w:p>
@@ -207,13 +266,23 @@
       </w:r>
     </w:p>
     <w:p>
-      <w:r>
-        <w:t xml:space="preserve">( ) YES  </w:t>
-      </w:r>
-    </w:p>
-    <w:p>
-      <w:r>
-        <w:t>( ) NO</w:t>
+      <w:proofErr w:type="gramStart"/>
+      <w:r>
+        <w:t>( )</w:t>
+      </w:r>
+      <w:proofErr w:type="gramEnd"/>
+      <w:r>
+        <w:t xml:space="preserve"> YES  </w:t>
+      </w:r>
+    </w:p>
+    <w:p>
+      <w:proofErr w:type="gramStart"/>
+      <w:r>
+        <w:t>( )</w:t>
+      </w:r>
+      <w:proofErr w:type="gramEnd"/>
+      <w:r>
+        <w:t xml:space="preserve"> NO</w:t>
       </w:r>
     </w:p>
     <w:p>
@@ -298,8 +367,21 @@
       </w:r>
     </w:p>
     <w:p>
-      <w:r>
-        <w:t>( ) Yes  ( ) No</w:t>
+      <w:proofErr w:type="gramStart"/>
+      <w:r>
+        <w:t>( )</w:t>
+      </w:r>
+      <w:proofErr w:type="gramEnd"/>
+      <w:r>
+        <w:t xml:space="preserve"> </w:t>
+      </w:r>
+      <w:proofErr w:type="gramStart"/>
+      <w:r>
+        <w:t>Yes  (</w:t>
+      </w:r>
+      <w:proofErr w:type="gramEnd"/>
+      <w:r>
+        <w:t xml:space="preserve"> ) No</w:t>
       </w:r>
     </w:p>
     <w:p>
@@ -319,23 +401,43 @@
       </w:r>
     </w:p>
     <w:p>
-      <w:r>
-        <w:t xml:space="preserve">( ) I do not have the necessary information to issue the document (e.g., place or date of birth, mother's name, etc.)  </w:t>
-      </w:r>
-    </w:p>
-    <w:p>
-      <w:r>
-        <w:t xml:space="preserve">( ) I need to travel to another city to issue the document  </w:t>
-      </w:r>
-    </w:p>
-    <w:p>
-      <w:r>
-        <w:t xml:space="preserve">( ) The document is expensive  </w:t>
-      </w:r>
-    </w:p>
-    <w:p>
-      <w:r>
-        <w:t>( ) Other: ____________________________</w:t>
+      <w:proofErr w:type="gramStart"/>
+      <w:r>
+        <w:t>( )</w:t>
+      </w:r>
+      <w:proofErr w:type="gramEnd"/>
+      <w:r>
+        <w:t xml:space="preserve"> I do not have the necessary information to issue the document (e.g., place or date of birth, mother's name, etc.)  </w:t>
+      </w:r>
+    </w:p>
+    <w:p>
+      <w:proofErr w:type="gramStart"/>
+      <w:r>
+        <w:t>( )</w:t>
+      </w:r>
+      <w:proofErr w:type="gramEnd"/>
+      <w:r>
+        <w:t xml:space="preserve"> I need to travel to another city to issue the document  </w:t>
+      </w:r>
+    </w:p>
+    <w:p>
+      <w:proofErr w:type="gramStart"/>
+      <w:r>
+        <w:t>( )</w:t>
+      </w:r>
+      <w:proofErr w:type="gramEnd"/>
+      <w:r>
+        <w:t xml:space="preserve"> The document is expensive  </w:t>
+      </w:r>
+    </w:p>
+    <w:p>
+      <w:proofErr w:type="gramStart"/>
+      <w:r>
+        <w:t>( )</w:t>
+      </w:r>
+      <w:proofErr w:type="gramEnd"/>
+      <w:r>
+        <w:t xml:space="preserve"> Other: ____________________________</w:t>
       </w:r>
     </w:p>
     <w:p>
@@ -355,18 +457,33 @@
       </w:r>
     </w:p>
     <w:p>
-      <w:r>
-        <w:t xml:space="preserve">( ) Yes  </w:t>
-      </w:r>
-    </w:p>
-    <w:p>
-      <w:r>
-        <w:t xml:space="preserve">( ) I tried, but could not  </w:t>
-      </w:r>
-    </w:p>
-    <w:p>
-      <w:r>
-        <w:t>( ) I did not try</w:t>
+      <w:proofErr w:type="gramStart"/>
+      <w:r>
+        <w:t>( )</w:t>
+      </w:r>
+      <w:proofErr w:type="gramEnd"/>
+      <w:r>
+        <w:t xml:space="preserve"> Yes  </w:t>
+      </w:r>
+    </w:p>
+    <w:p>
+      <w:proofErr w:type="gramStart"/>
+      <w:r>
+        <w:t>( )</w:t>
+      </w:r>
+      <w:proofErr w:type="gramEnd"/>
+      <w:r>
+        <w:t xml:space="preserve"> I tried, but could not  </w:t>
+      </w:r>
+    </w:p>
+    <w:p>
+      <w:proofErr w:type="gramStart"/>
+      <w:r>
+        <w:t>( )</w:t>
+      </w:r>
+      <w:proofErr w:type="gramEnd"/>
+      <w:r>
+        <w:t xml:space="preserve"> I did not try</w:t>
       </w:r>
     </w:p>
     <w:p>
@@ -386,29 +503,62 @@
       </w:r>
     </w:p>
     <w:p>
-      <w:r>
-        <w:t xml:space="preserve">( ) I do not have a required document  </w:t>
-      </w:r>
-    </w:p>
-    <w:p>
-      <w:r>
-        <w:t xml:space="preserve">( ) Scheduling wait times are too long  </w:t>
-      </w:r>
-    </w:p>
-    <w:p>
-      <w:r>
-        <w:t xml:space="preserve">( ) Difficulty using the online scheduling service  </w:t>
-      </w:r>
-    </w:p>
-    <w:p>
-      <w:r>
-        <w:t xml:space="preserve">( ) Difficulty getting to the in-person scheduling location  </w:t>
-      </w:r>
-    </w:p>
-    <w:p>
+      <w:proofErr w:type="gramStart"/>
+      <w:r>
+        <w:t>( )</w:t>
+      </w:r>
+      <w:proofErr w:type="gramEnd"/>
+      <w:r>
+        <w:t xml:space="preserve"> I do not have a required document  </w:t>
+      </w:r>
+    </w:p>
+    <w:p>
+      <w:proofErr w:type="gramStart"/>
+      <w:r>
+        <w:t>( )</w:t>
+      </w:r>
+      <w:proofErr w:type="gramEnd"/>
+      <w:r>
+        <w:t xml:space="preserve"> Scheduling </w:t>
+      </w:r>
+      <w:proofErr w:type="gramStart"/>
+      <w:r>
+        <w:t>wait</w:t>
+      </w:r>
+      <w:proofErr w:type="gramEnd"/>
+      <w:r>
+        <w:t xml:space="preserve"> times are too long  </w:t>
+      </w:r>
+    </w:p>
+    <w:p>
+      <w:proofErr w:type="gramStart"/>
+      <w:r>
+        <w:t>( )</w:t>
+      </w:r>
+      <w:proofErr w:type="gramEnd"/>
+      <w:r>
+        <w:t xml:space="preserve"> Difficulty using the online scheduling service  </w:t>
+      </w:r>
+    </w:p>
+    <w:p>
+      <w:proofErr w:type="gramStart"/>
+      <w:r>
+        <w:t>( )</w:t>
+      </w:r>
+      <w:proofErr w:type="gramEnd"/>
+      <w:r>
+        <w:t xml:space="preserve"> Difficulty getting to the in-person scheduling location  </w:t>
+      </w:r>
+    </w:p>
+    <w:p>
+      <w:proofErr w:type="gramStart"/>
       <w:r>
         <w:lastRenderedPageBreak/>
-        <w:t>( ) Other:  ____________________________</w:t>
+        <w:t>( )</w:t>
+      </w:r>
+      <w:proofErr w:type="gramEnd"/>
+      <w:r>
+        <w:t xml:space="preserve"> Other:  ____________________________</w:t>
       </w:r>
     </w:p>
     <w:p>
@@ -479,7 +629,21 @@
         <w:rPr>
           <w:i/>
         </w:rPr>
-        <w:t>(The display condition for this entire section is that the user answered Yes to question 1.1 and also Yes to question 1.4)</w:t>
+        <w:t xml:space="preserve">(The display condition for this entire section is that the user answered Yes to question 1.1 </w:t>
+      </w:r>
+      <w:proofErr w:type="gramStart"/>
+      <w:r>
+        <w:rPr>
+          <w:i/>
+        </w:rPr>
+        <w:t>and also</w:t>
+      </w:r>
+      <w:proofErr w:type="gramEnd"/>
+      <w:r>
+        <w:rPr>
+          <w:i/>
+        </w:rPr>
+        <w:t xml:space="preserve"> Yes to question 1.4)</w:t>
       </w:r>
     </w:p>
     <w:p>
@@ -491,13 +655,23 @@
       </w:r>
     </w:p>
     <w:p>
-      <w:r>
-        <w:t xml:space="preserve">( ) In-person scheduling (went to a public office)  </w:t>
-      </w:r>
-    </w:p>
-    <w:p>
-      <w:r>
-        <w:t>( ) Online scheduling (system)</w:t>
+      <w:proofErr w:type="gramStart"/>
+      <w:r>
+        <w:t>( )</w:t>
+      </w:r>
+      <w:proofErr w:type="gramEnd"/>
+      <w:r>
+        <w:t xml:space="preserve"> In-person scheduling (went to a public office)  </w:t>
+      </w:r>
+    </w:p>
+    <w:p>
+      <w:proofErr w:type="gramStart"/>
+      <w:r>
+        <w:t>( )</w:t>
+      </w:r>
+      <w:proofErr w:type="gramEnd"/>
+      <w:r>
+        <w:t xml:space="preserve"> Online scheduling (system)</w:t>
       </w:r>
     </w:p>
     <w:p>
@@ -537,23 +711,43 @@
       </w:r>
     </w:p>
     <w:p>
-      <w:r>
-        <w:t xml:space="preserve">( ) Excellent  </w:t>
-      </w:r>
-    </w:p>
-    <w:p>
-      <w:r>
-        <w:t xml:space="preserve">( ) Good  </w:t>
-      </w:r>
-    </w:p>
-    <w:p>
-      <w:r>
-        <w:t xml:space="preserve">( ) Bad  </w:t>
-      </w:r>
-    </w:p>
-    <w:p>
-      <w:r>
-        <w:t>( ) Terrible</w:t>
+      <w:proofErr w:type="gramStart"/>
+      <w:r>
+        <w:t>( )</w:t>
+      </w:r>
+      <w:proofErr w:type="gramEnd"/>
+      <w:r>
+        <w:t xml:space="preserve"> Excellent  </w:t>
+      </w:r>
+    </w:p>
+    <w:p>
+      <w:proofErr w:type="gramStart"/>
+      <w:r>
+        <w:t>( )</w:t>
+      </w:r>
+      <w:proofErr w:type="gramEnd"/>
+      <w:r>
+        <w:t xml:space="preserve"> Good  </w:t>
+      </w:r>
+    </w:p>
+    <w:p>
+      <w:proofErr w:type="gramStart"/>
+      <w:r>
+        <w:t>( )</w:t>
+      </w:r>
+      <w:proofErr w:type="gramEnd"/>
+      <w:r>
+        <w:t xml:space="preserve"> Bad  </w:t>
+      </w:r>
+    </w:p>
+    <w:p>
+      <w:proofErr w:type="gramStart"/>
+      <w:r>
+        <w:t>( )</w:t>
+      </w:r>
+      <w:proofErr w:type="gramEnd"/>
+      <w:r>
+        <w:t xml:space="preserve"> Terrible</w:t>
       </w:r>
     </w:p>
     <w:p>
@@ -679,23 +873,43 @@
       </w:r>
     </w:p>
     <w:p>
-      <w:r>
-        <w:t xml:space="preserve">( ) Excellent  </w:t>
-      </w:r>
-    </w:p>
-    <w:p>
-      <w:r>
-        <w:t xml:space="preserve">( ) Good  </w:t>
-      </w:r>
-    </w:p>
-    <w:p>
-      <w:r>
-        <w:t xml:space="preserve">( ) Bad  </w:t>
-      </w:r>
-    </w:p>
-    <w:p>
-      <w:r>
-        <w:t>( ) Terrible</w:t>
+      <w:proofErr w:type="gramStart"/>
+      <w:r>
+        <w:t>( )</w:t>
+      </w:r>
+      <w:proofErr w:type="gramEnd"/>
+      <w:r>
+        <w:t xml:space="preserve"> Excellent  </w:t>
+      </w:r>
+    </w:p>
+    <w:p>
+      <w:proofErr w:type="gramStart"/>
+      <w:r>
+        <w:t>( )</w:t>
+      </w:r>
+      <w:proofErr w:type="gramEnd"/>
+      <w:r>
+        <w:t xml:space="preserve"> Good  </w:t>
+      </w:r>
+    </w:p>
+    <w:p>
+      <w:proofErr w:type="gramStart"/>
+      <w:r>
+        <w:t>( )</w:t>
+      </w:r>
+      <w:proofErr w:type="gramEnd"/>
+      <w:r>
+        <w:t xml:space="preserve"> Bad  </w:t>
+      </w:r>
+    </w:p>
+    <w:p>
+      <w:proofErr w:type="gramStart"/>
+      <w:r>
+        <w:t>( )</w:t>
+      </w:r>
+      <w:proofErr w:type="gramEnd"/>
+      <w:r>
+        <w:t xml:space="preserve"> Terrible</w:t>
       </w:r>
     </w:p>
     <w:p>
@@ -707,85 +921,169 @@
       </w:r>
     </w:p>
     <w:p>
-      <w:r>
-        <w:t xml:space="preserve">( ) 1 day  </w:t>
-      </w:r>
-    </w:p>
-    <w:p>
-      <w:r>
-        <w:t xml:space="preserve">( ) Less than a week  </w:t>
-      </w:r>
-    </w:p>
-    <w:p>
-      <w:r>
-        <w:t xml:space="preserve">( ) Less than fifteen days  </w:t>
-      </w:r>
-    </w:p>
-    <w:p>
-      <w:r>
-        <w:t xml:space="preserve">( ) Less than a month  </w:t>
-      </w:r>
-    </w:p>
-    <w:p>
-      <w:r>
-        <w:t>( ) More than a month</w:t>
-      </w:r>
-    </w:p>
+      <w:proofErr w:type="gramStart"/>
+      <w:r>
+        <w:t>( )</w:t>
+      </w:r>
+      <w:proofErr w:type="gramEnd"/>
+      <w:r>
+        <w:t xml:space="preserve"> 1 day  </w:t>
+      </w:r>
+    </w:p>
+    <w:p>
+      <w:proofErr w:type="gramStart"/>
+      <w:r>
+        <w:t>( )</w:t>
+      </w:r>
+      <w:proofErr w:type="gramEnd"/>
+      <w:r>
+        <w:t xml:space="preserve"> Less than a week  </w:t>
+      </w:r>
+    </w:p>
+    <w:p>
+      <w:proofErr w:type="gramStart"/>
+      <w:r>
+        <w:t>( )</w:t>
+      </w:r>
+      <w:proofErr w:type="gramEnd"/>
+      <w:r>
+        <w:t xml:space="preserve"> Less than fifteen days  </w:t>
+      </w:r>
+    </w:p>
+    <w:p>
+      <w:proofErr w:type="gramStart"/>
+      <w:r>
+        <w:t>( )</w:t>
+      </w:r>
+      <w:proofErr w:type="gramEnd"/>
+      <w:r>
+        <w:t xml:space="preserve"> Less than a month  </w:t>
+      </w:r>
+    </w:p>
+    <w:p>
+      <w:proofErr w:type="gramStart"/>
+      <w:r>
+        <w:t>( )</w:t>
+      </w:r>
+      <w:proofErr w:type="gramEnd"/>
+      <w:r>
+        <w:t xml:space="preserve"> More than a month</w:t>
+      </w:r>
+    </w:p>
+    <w:p/>
     <w:p>
       <w:r>
         <w:rPr>
           <w:b/>
         </w:rPr>
-        <w:t>2.7. Was it possible to schedule the appointment for:</w:t>
-      </w:r>
-    </w:p>
-    <w:p>
-      <w:r>
-        <w:t xml:space="preserve">( ) Within a week  </w:t>
-      </w:r>
-    </w:p>
-    <w:p>
-      <w:r>
-        <w:t xml:space="preserve">( ) Within 15 days  </w:t>
-      </w:r>
-    </w:p>
-    <w:p>
-      <w:r>
-        <w:t xml:space="preserve">( ) Within 30 days  </w:t>
-      </w:r>
-    </w:p>
-    <w:p>
-      <w:r>
-        <w:t>( ) More than 30 days</w:t>
-      </w:r>
-    </w:p>
-    <w:p>
+        <w:t xml:space="preserve">2.7. </w:t>
+      </w:r>
       <w:r>
         <w:rPr>
           <w:b/>
         </w:rPr>
+        <w:t xml:space="preserve">The appointment was scheduled to take place in </w:t>
+      </w:r>
+      <w:r>
+        <w:rPr>
+          <w:b/>
+        </w:rPr>
+        <w:t>(</w:t>
+      </w:r>
+      <w:r>
+        <w:rPr>
+          <w:b/>
+        </w:rPr>
+        <w:t>days</w:t>
+      </w:r>
+      <w:r>
+        <w:rPr>
+          <w:b/>
+        </w:rPr>
+        <w:t>):</w:t>
+      </w:r>
+    </w:p>
+    <w:p>
+      <w:r>
+        <w:t xml:space="preserve">_________ </w:t>
+      </w:r>
+    </w:p>
+    <w:p>
+      <w:pPr>
+        <w:spacing w:after="120"/>
+        <w:rPr>
+          <w:i/>
+        </w:rPr>
+      </w:pPr>
+      <w:r>
+        <w:rPr>
+          <w:i/>
+        </w:rPr>
+        <w:t xml:space="preserve">(open-ended response; allow only 1 line) </w:t>
+      </w:r>
+    </w:p>
+    <w:p>
+      <w:pPr>
+        <w:spacing w:after="120"/>
+        <w:rPr>
+          <w:i/>
+        </w:rPr>
+      </w:pPr>
+      <w:r>
+        <w:rPr>
+          <w:i/>
+        </w:rPr>
+        <w:t>(numeric response; validate value: between 1 and 180)</w:t>
+      </w:r>
+    </w:p>
+    <w:p/>
+    <w:p>
+      <w:r>
+        <w:rPr>
+          <w:b/>
+        </w:rPr>
+        <w:lastRenderedPageBreak/>
         <w:t>2.8. Were the instructions given during scheduling clear? Give a rating:</w:t>
       </w:r>
     </w:p>
     <w:p>
-      <w:r>
-        <w:lastRenderedPageBreak/>
-        <w:t xml:space="preserve">( ) Excellent  </w:t>
-      </w:r>
-    </w:p>
-    <w:p>
-      <w:r>
-        <w:t xml:space="preserve">( ) Good  </w:t>
-      </w:r>
-    </w:p>
-    <w:p>
-      <w:r>
-        <w:t xml:space="preserve">( ) Bad  </w:t>
-      </w:r>
-    </w:p>
-    <w:p>
-      <w:r>
-        <w:t>( ) Terrible</w:t>
+      <w:proofErr w:type="gramStart"/>
+      <w:r>
+        <w:t>( )</w:t>
+      </w:r>
+      <w:proofErr w:type="gramEnd"/>
+      <w:r>
+        <w:t xml:space="preserve"> Excellent  </w:t>
+      </w:r>
+    </w:p>
+    <w:p>
+      <w:proofErr w:type="gramStart"/>
+      <w:r>
+        <w:t>( )</w:t>
+      </w:r>
+      <w:proofErr w:type="gramEnd"/>
+      <w:r>
+        <w:t xml:space="preserve"> Good  </w:t>
+      </w:r>
+    </w:p>
+    <w:p>
+      <w:proofErr w:type="gramStart"/>
+      <w:r>
+        <w:t>( )</w:t>
+      </w:r>
+      <w:proofErr w:type="gramEnd"/>
+      <w:r>
+        <w:t xml:space="preserve"> Bad  </w:t>
+      </w:r>
+    </w:p>
+    <w:p>
+      <w:proofErr w:type="gramStart"/>
+      <w:r>
+        <w:t>( )</w:t>
+      </w:r>
+      <w:proofErr w:type="gramEnd"/>
+      <w:r>
+        <w:t xml:space="preserve"> Terrible</w:t>
       </w:r>
     </w:p>
     <w:p>
@@ -817,6 +1115,13 @@
       </w:r>
     </w:p>
     <w:p>
+      <w:pPr>
+        <w:rPr>
+          <w:b/>
+        </w:rPr>
+      </w:pPr>
+    </w:p>
+    <w:p>
       <w:r>
         <w:rPr>
           <w:b/>
@@ -830,6 +1135,11 @@
       </w:r>
     </w:p>
     <w:p>
+      <w:pPr>
+        <w:rPr>
+          <w:i/>
+        </w:rPr>
+      </w:pPr>
       <w:r>
         <w:rPr>
           <w:i/>
@@ -844,6 +1154,7 @@
         <w:t>(Optional response, non-mandatory)</w:t>
       </w:r>
     </w:p>
+    <w:p/>
     <w:p>
       <w:pPr>
         <w:pStyle w:val="Ttulo1"/>
@@ -857,7 +1168,21 @@
         <w:rPr>
           <w:i/>
         </w:rPr>
-        <w:t>(The display condition for this entire section is that the user answered Yes to question 1.1 and also Yes to question 1.4)</w:t>
+        <w:t xml:space="preserve">(The display condition for this entire section is that the user answered Yes to question 1.1 </w:t>
+      </w:r>
+      <w:proofErr w:type="gramStart"/>
+      <w:r>
+        <w:rPr>
+          <w:i/>
+        </w:rPr>
+        <w:t>and also</w:t>
+      </w:r>
+      <w:proofErr w:type="gramEnd"/>
+      <w:r>
+        <w:rPr>
+          <w:i/>
+        </w:rPr>
+        <w:t xml:space="preserve"> Yes to question 1.4)</w:t>
       </w:r>
     </w:p>
     <w:p>
@@ -869,8 +1194,21 @@
       </w:r>
     </w:p>
     <w:p>
-      <w:r>
-        <w:t>( ) Yes  ( ) No</w:t>
+      <w:proofErr w:type="gramStart"/>
+      <w:r>
+        <w:t>( )</w:t>
+      </w:r>
+      <w:proofErr w:type="gramEnd"/>
+      <w:r>
+        <w:t xml:space="preserve"> </w:t>
+      </w:r>
+      <w:proofErr w:type="gramStart"/>
+      <w:r>
+        <w:t>Yes  (</w:t>
+      </w:r>
+      <w:proofErr w:type="gramEnd"/>
+      <w:r>
+        <w:t xml:space="preserve"> ) No</w:t>
       </w:r>
     </w:p>
     <w:p>
@@ -878,59 +1216,128 @@
         <w:rPr>
           <w:b/>
         </w:rPr>
-        <w:t>3.1.1. Did you fail to bring any mandatory document due to a lack of guidance?</w:t>
-      </w:r>
-    </w:p>
-    <w:p>
-      <w:r>
-        <w:t xml:space="preserve">( ) Yes, I didn't bring it because there was a lack of proper guidance when scheduling  </w:t>
-      </w:r>
-    </w:p>
-    <w:p>
-      <w:r>
-        <w:t xml:space="preserve">( ) I didn't bring it, but I didn't pay much attention to the instructions  </w:t>
-      </w:r>
-    </w:p>
-    <w:p>
-      <w:r>
-        <w:t>( ) I did not have this problem</w:t>
-      </w:r>
-    </w:p>
-    <w:p>
-      <w:r>
+        <w:t xml:space="preserve">3.1.1. Did you fail to bring any mandatory </w:t>
+      </w:r>
+      <w:proofErr w:type="gramStart"/>
+      <w:r>
+        <w:rPr>
+          <w:b/>
+        </w:rPr>
+        <w:t>document</w:t>
+      </w:r>
+      <w:proofErr w:type="gramEnd"/>
+      <w:r>
+        <w:rPr>
+          <w:b/>
+        </w:rPr>
+        <w:t xml:space="preserve"> due to a lack of guidance?</w:t>
+      </w:r>
+    </w:p>
+    <w:p>
+      <w:proofErr w:type="gramStart"/>
+      <w:r>
+        <w:t>( )</w:t>
+      </w:r>
+      <w:proofErr w:type="gramEnd"/>
+      <w:r>
+        <w:t xml:space="preserve"> Yes, I didn't bring it because there was a lack of proper guidance when scheduling  </w:t>
+      </w:r>
+    </w:p>
+    <w:p>
+      <w:proofErr w:type="gramStart"/>
+      <w:r>
+        <w:t>( )</w:t>
+      </w:r>
+      <w:proofErr w:type="gramEnd"/>
+      <w:r>
+        <w:t xml:space="preserve"> I didn't bring it, but I didn't pay much attention to the instructions  </w:t>
+      </w:r>
+    </w:p>
+    <w:p>
+      <w:proofErr w:type="gramStart"/>
+      <w:r>
+        <w:t>( )</w:t>
+      </w:r>
+      <w:proofErr w:type="gramEnd"/>
+      <w:r>
+        <w:t xml:space="preserve"> I did not have this problem</w:t>
+      </w:r>
+    </w:p>
+    <w:p>
+      <w:pPr>
         <w:rPr>
           <w:i/>
         </w:rPr>
-        <w:t>(The display condition for this question is that the user chose No in the response to question 3.1)</w:t>
-      </w:r>
-    </w:p>
+      </w:pPr>
+      <w:r>
+        <w:rPr>
+          <w:i/>
+        </w:rPr>
+        <w:t xml:space="preserve">(The display condition for this question is that the user chose No in </w:t>
+      </w:r>
+      <w:proofErr w:type="gramStart"/>
+      <w:r>
+        <w:rPr>
+          <w:i/>
+        </w:rPr>
+        <w:t>the response</w:t>
+      </w:r>
+      <w:proofErr w:type="gramEnd"/>
+      <w:r>
+        <w:rPr>
+          <w:i/>
+        </w:rPr>
+        <w:t xml:space="preserve"> to question 3.1)</w:t>
+      </w:r>
+    </w:p>
+    <w:p/>
     <w:p>
       <w:r>
         <w:rPr>
           <w:b/>
         </w:rPr>
+        <w:lastRenderedPageBreak/>
         <w:t>3.1.2. Did you try to use your old identity card (RG)?</w:t>
       </w:r>
     </w:p>
     <w:p>
-      <w:r>
-        <w:t xml:space="preserve">( ) It was not necessary, I brought all the documents  </w:t>
-      </w:r>
-    </w:p>
-    <w:p>
-      <w:r>
-        <w:t xml:space="preserve">( ) I tried, and the RG identity was accepted  </w:t>
-      </w:r>
-    </w:p>
-    <w:p>
-      <w:r>
-        <w:t xml:space="preserve">( ) I tried, but the RG identity was not accepted  </w:t>
-      </w:r>
-    </w:p>
-    <w:p>
-      <w:r>
-        <w:lastRenderedPageBreak/>
-        <w:t>( ) I did not try</w:t>
+      <w:proofErr w:type="gramStart"/>
+      <w:r>
+        <w:t>( )</w:t>
+      </w:r>
+      <w:proofErr w:type="gramEnd"/>
+      <w:r>
+        <w:t xml:space="preserve"> It was not necessary, I brought all the documents  </w:t>
+      </w:r>
+    </w:p>
+    <w:p>
+      <w:proofErr w:type="gramStart"/>
+      <w:r>
+        <w:t>( )</w:t>
+      </w:r>
+      <w:proofErr w:type="gramEnd"/>
+      <w:r>
+        <w:t xml:space="preserve"> I tried, and the RG identity was accepted  </w:t>
+      </w:r>
+    </w:p>
+    <w:p>
+      <w:proofErr w:type="gramStart"/>
+      <w:r>
+        <w:t>( )</w:t>
+      </w:r>
+      <w:proofErr w:type="gramEnd"/>
+      <w:r>
+        <w:t xml:space="preserve"> I tried, but the RG identity was not accepted  </w:t>
+      </w:r>
+    </w:p>
+    <w:p>
+      <w:proofErr w:type="gramStart"/>
+      <w:r>
+        <w:t>( )</w:t>
+      </w:r>
+      <w:proofErr w:type="gramEnd"/>
+      <w:r>
+        <w:t xml:space="preserve"> I did not try</w:t>
       </w:r>
     </w:p>
     <w:p>
@@ -938,7 +1345,21 @@
         <w:rPr>
           <w:i/>
         </w:rPr>
-        <w:t>(The display condition for this question is that the user chose No in the response to question 3.1)</w:t>
+        <w:t xml:space="preserve">(The display condition for this question is that the user chose No in </w:t>
+      </w:r>
+      <w:proofErr w:type="gramStart"/>
+      <w:r>
+        <w:rPr>
+          <w:i/>
+        </w:rPr>
+        <w:t>the response</w:t>
+      </w:r>
+      <w:proofErr w:type="gramEnd"/>
+      <w:r>
+        <w:rPr>
+          <w:i/>
+        </w:rPr>
+        <w:t xml:space="preserve"> to question 3.1)</w:t>
       </w:r>
     </w:p>
     <w:p>
@@ -985,13 +1406,31 @@
       </w:r>
     </w:p>
     <w:p>
-      <w:r>
-        <w:t xml:space="preserve">( ) Yes, they rescheduled  </w:t>
-      </w:r>
-    </w:p>
-    <w:p>
-      <w:r>
-        <w:t>( ) They didn't reschedule, I had to start "from scratch"</w:t>
+      <w:proofErr w:type="gramStart"/>
+      <w:r>
+        <w:t>( )</w:t>
+      </w:r>
+      <w:proofErr w:type="gramEnd"/>
+      <w:r>
+        <w:t xml:space="preserve"> Yes, they rescheduled  </w:t>
+      </w:r>
+    </w:p>
+    <w:p>
+      <w:proofErr w:type="gramStart"/>
+      <w:r>
+        <w:t>( )</w:t>
+      </w:r>
+      <w:proofErr w:type="gramEnd"/>
+      <w:r>
+        <w:t xml:space="preserve"> They didn't </w:t>
+      </w:r>
+      <w:proofErr w:type="gramStart"/>
+      <w:r>
+        <w:t>reschedule,</w:t>
+      </w:r>
+      <w:proofErr w:type="gramEnd"/>
+      <w:r>
+        <w:t xml:space="preserve"> I had to start "from scratch"</w:t>
       </w:r>
     </w:p>
     <w:p>
@@ -999,7 +1438,21 @@
         <w:rPr>
           <w:i/>
         </w:rPr>
-        <w:t>(The display condition for this question is that the user chose No in the response to question 3.1)</w:t>
+        <w:t xml:space="preserve">(The display condition for this question is that the user chose No in </w:t>
+      </w:r>
+      <w:proofErr w:type="gramStart"/>
+      <w:r>
+        <w:rPr>
+          <w:i/>
+        </w:rPr>
+        <w:t>the response</w:t>
+      </w:r>
+      <w:proofErr w:type="gramEnd"/>
+      <w:r>
+        <w:rPr>
+          <w:i/>
+        </w:rPr>
+        <w:t xml:space="preserve"> to question 3.1)</w:t>
       </w:r>
     </w:p>
     <w:p>
@@ -1011,23 +1464,43 @@
       </w:r>
     </w:p>
     <w:p>
-      <w:r>
-        <w:t xml:space="preserve">( ) Fast  </w:t>
-      </w:r>
-    </w:p>
-    <w:p>
-      <w:r>
-        <w:t xml:space="preserve">( ) Reasonable  </w:t>
-      </w:r>
-    </w:p>
-    <w:p>
-      <w:r>
-        <w:t xml:space="preserve">( ) Slow  </w:t>
-      </w:r>
-    </w:p>
-    <w:p>
-      <w:r>
-        <w:t>( ) Very slow</w:t>
+      <w:proofErr w:type="gramStart"/>
+      <w:r>
+        <w:t>( )</w:t>
+      </w:r>
+      <w:proofErr w:type="gramEnd"/>
+      <w:r>
+        <w:t xml:space="preserve"> Fast  </w:t>
+      </w:r>
+    </w:p>
+    <w:p>
+      <w:proofErr w:type="gramStart"/>
+      <w:r>
+        <w:t>( )</w:t>
+      </w:r>
+      <w:proofErr w:type="gramEnd"/>
+      <w:r>
+        <w:t xml:space="preserve"> Reasonable  </w:t>
+      </w:r>
+    </w:p>
+    <w:p>
+      <w:proofErr w:type="gramStart"/>
+      <w:r>
+        <w:t>( )</w:t>
+      </w:r>
+      <w:proofErr w:type="gramEnd"/>
+      <w:r>
+        <w:t xml:space="preserve"> Slow  </w:t>
+      </w:r>
+    </w:p>
+    <w:p>
+      <w:proofErr w:type="gramStart"/>
+      <w:r>
+        <w:t>( )</w:t>
+      </w:r>
+      <w:proofErr w:type="gramEnd"/>
+      <w:r>
+        <w:t xml:space="preserve"> Very slow</w:t>
       </w:r>
     </w:p>
     <w:p>
@@ -1063,6 +1536,7 @@
         <w:rPr>
           <w:b/>
         </w:rPr>
+        <w:lastRenderedPageBreak/>
         <w:t>3.4. Would you like to leave any compliment regarding the data and document collection?</w:t>
       </w:r>
     </w:p>
@@ -1072,6 +1546,11 @@
       </w:r>
     </w:p>
     <w:p>
+      <w:pPr>
+        <w:rPr>
+          <w:i/>
+        </w:rPr>
+      </w:pPr>
       <w:r>
         <w:rPr>
           <w:i/>
@@ -1086,12 +1565,12 @@
         <w:t>(Optional response, non-mandatory)</w:t>
       </w:r>
     </w:p>
+    <w:p/>
     <w:p>
       <w:pPr>
         <w:pStyle w:val="Ttulo1"/>
       </w:pPr>
       <w:r>
-        <w:lastRenderedPageBreak/>
         <w:t>SECTION 4 – CIN DELIVERY</w:t>
       </w:r>
     </w:p>
@@ -1100,7 +1579,21 @@
         <w:rPr>
           <w:i/>
         </w:rPr>
-        <w:t>(The display condition for this entire section is that the user answered Yes to question 1.1 and also Yes to question 1.4)</w:t>
+        <w:t xml:space="preserve">(The display condition for this entire section is that the user answered Yes to question 1.1 </w:t>
+      </w:r>
+      <w:proofErr w:type="gramStart"/>
+      <w:r>
+        <w:rPr>
+          <w:i/>
+        </w:rPr>
+        <w:t>and also</w:t>
+      </w:r>
+      <w:proofErr w:type="gramEnd"/>
+      <w:r>
+        <w:rPr>
+          <w:i/>
+        </w:rPr>
+        <w:t xml:space="preserve"> Yes to question 1.4)</w:t>
       </w:r>
     </w:p>
     <w:p>
@@ -1112,28 +1605,53 @@
       </w:r>
     </w:p>
     <w:p>
-      <w:r>
-        <w:t xml:space="preserve">( ) Within 1 week  </w:t>
-      </w:r>
-    </w:p>
-    <w:p>
-      <w:r>
-        <w:t xml:space="preserve">( ) Within 15 days  </w:t>
-      </w:r>
-    </w:p>
-    <w:p>
-      <w:r>
-        <w:t xml:space="preserve">( ) In one month  </w:t>
-      </w:r>
-    </w:p>
-    <w:p>
-      <w:r>
-        <w:t xml:space="preserve">( ) More than a month  </w:t>
-      </w:r>
-    </w:p>
-    <w:p>
-      <w:r>
-        <w:t>( ) More than 2 months</w:t>
+      <w:proofErr w:type="gramStart"/>
+      <w:r>
+        <w:t>( )</w:t>
+      </w:r>
+      <w:proofErr w:type="gramEnd"/>
+      <w:r>
+        <w:t xml:space="preserve"> Within 1 week  </w:t>
+      </w:r>
+    </w:p>
+    <w:p>
+      <w:proofErr w:type="gramStart"/>
+      <w:r>
+        <w:t>( )</w:t>
+      </w:r>
+      <w:proofErr w:type="gramEnd"/>
+      <w:r>
+        <w:t xml:space="preserve"> Within 15 days  </w:t>
+      </w:r>
+    </w:p>
+    <w:p>
+      <w:proofErr w:type="gramStart"/>
+      <w:r>
+        <w:t>( )</w:t>
+      </w:r>
+      <w:proofErr w:type="gramEnd"/>
+      <w:r>
+        <w:t xml:space="preserve"> In one month  </w:t>
+      </w:r>
+    </w:p>
+    <w:p>
+      <w:proofErr w:type="gramStart"/>
+      <w:r>
+        <w:t>( )</w:t>
+      </w:r>
+      <w:proofErr w:type="gramEnd"/>
+      <w:r>
+        <w:t xml:space="preserve"> More than a month  </w:t>
+      </w:r>
+    </w:p>
+    <w:p>
+      <w:proofErr w:type="gramStart"/>
+      <w:r>
+        <w:t>( )</w:t>
+      </w:r>
+      <w:proofErr w:type="gramEnd"/>
+      <w:r>
+        <w:t xml:space="preserve"> More than 2 months</w:t>
       </w:r>
     </w:p>
     <w:p>
@@ -1145,23 +1663,43 @@
       </w:r>
     </w:p>
     <w:p>
-      <w:r>
-        <w:t xml:space="preserve">( ) Excellent  </w:t>
-      </w:r>
-    </w:p>
-    <w:p>
-      <w:r>
-        <w:t xml:space="preserve">( ) Good  </w:t>
-      </w:r>
-    </w:p>
-    <w:p>
-      <w:r>
-        <w:t xml:space="preserve">( ) Bad  </w:t>
-      </w:r>
-    </w:p>
-    <w:p>
-      <w:r>
-        <w:t>( ) Terrible</w:t>
+      <w:proofErr w:type="gramStart"/>
+      <w:r>
+        <w:t>( )</w:t>
+      </w:r>
+      <w:proofErr w:type="gramEnd"/>
+      <w:r>
+        <w:t xml:space="preserve"> Excellent  </w:t>
+      </w:r>
+    </w:p>
+    <w:p>
+      <w:proofErr w:type="gramStart"/>
+      <w:r>
+        <w:t>( )</w:t>
+      </w:r>
+      <w:proofErr w:type="gramEnd"/>
+      <w:r>
+        <w:t xml:space="preserve"> Good  </w:t>
+      </w:r>
+    </w:p>
+    <w:p>
+      <w:proofErr w:type="gramStart"/>
+      <w:r>
+        <w:t>( )</w:t>
+      </w:r>
+      <w:proofErr w:type="gramEnd"/>
+      <w:r>
+        <w:t xml:space="preserve"> Bad  </w:t>
+      </w:r>
+    </w:p>
+    <w:p>
+      <w:proofErr w:type="gramStart"/>
+      <w:r>
+        <w:t>( )</w:t>
+      </w:r>
+      <w:proofErr w:type="gramEnd"/>
+      <w:r>
+        <w:t xml:space="preserve"> Terrible</w:t>
       </w:r>
     </w:p>
     <w:p>
@@ -1173,8 +1711,21 @@
       </w:r>
     </w:p>
     <w:p>
-      <w:r>
-        <w:t>( ) Yes  ( ) No</w:t>
+      <w:proofErr w:type="gramStart"/>
+      <w:r>
+        <w:t>( )</w:t>
+      </w:r>
+      <w:proofErr w:type="gramEnd"/>
+      <w:r>
+        <w:t xml:space="preserve"> </w:t>
+      </w:r>
+      <w:proofErr w:type="gramStart"/>
+      <w:r>
+        <w:t>Yes  (</w:t>
+      </w:r>
+      <w:proofErr w:type="gramEnd"/>
+      <w:r>
+        <w:t xml:space="preserve"> ) No</w:t>
       </w:r>
     </w:p>
     <w:p>
@@ -1186,8 +1737,21 @@
       </w:r>
     </w:p>
     <w:p>
-      <w:r>
-        <w:t>( ) Yes  ( ) No</w:t>
+      <w:proofErr w:type="gramStart"/>
+      <w:r>
+        <w:t>( )</w:t>
+      </w:r>
+      <w:proofErr w:type="gramEnd"/>
+      <w:r>
+        <w:t xml:space="preserve"> </w:t>
+      </w:r>
+      <w:proofErr w:type="gramStart"/>
+      <w:r>
+        <w:t>Yes  (</w:t>
+      </w:r>
+      <w:proofErr w:type="gramEnd"/>
+      <w:r>
+        <w:t xml:space="preserve"> ) No</w:t>
       </w:r>
     </w:p>
     <w:p>
@@ -1199,18 +1763,34 @@
       </w:r>
     </w:p>
     <w:p>
-      <w:r>
-        <w:t xml:space="preserve">( ) Difficult  </w:t>
-      </w:r>
-    </w:p>
-    <w:p>
-      <w:r>
-        <w:t xml:space="preserve">( ) A bit difficult  </w:t>
-      </w:r>
-    </w:p>
-    <w:p>
-      <w:r>
-        <w:t>( ) Easy</w:t>
+      <w:proofErr w:type="gramStart"/>
+      <w:r>
+        <w:t>( )</w:t>
+      </w:r>
+      <w:proofErr w:type="gramEnd"/>
+      <w:r>
+        <w:t xml:space="preserve"> Difficult  </w:t>
+      </w:r>
+    </w:p>
+    <w:p>
+      <w:proofErr w:type="gramStart"/>
+      <w:r>
+        <w:t>( )</w:t>
+      </w:r>
+      <w:proofErr w:type="gramEnd"/>
+      <w:r>
+        <w:t xml:space="preserve"> A bit difficult  </w:t>
+      </w:r>
+    </w:p>
+    <w:p>
+      <w:proofErr w:type="gramStart"/>
+      <w:r>
+        <w:lastRenderedPageBreak/>
+        <w:t>( )</w:t>
+      </w:r>
+      <w:proofErr w:type="gramEnd"/>
+      <w:r>
+        <w:t xml:space="preserve"> Easy</w:t>
       </w:r>
     </w:p>
     <w:p>
@@ -1218,7 +1798,21 @@
         <w:rPr>
           <w:i/>
         </w:rPr>
-        <w:t>(The display condition for this question is that the user chose Yes in the response to question 4.4)</w:t>
+        <w:t xml:space="preserve">(The display condition for this question is that the user chose Yes in </w:t>
+      </w:r>
+      <w:proofErr w:type="gramStart"/>
+      <w:r>
+        <w:rPr>
+          <w:i/>
+        </w:rPr>
+        <w:t>the response</w:t>
+      </w:r>
+      <w:proofErr w:type="gramEnd"/>
+      <w:r>
+        <w:rPr>
+          <w:i/>
+        </w:rPr>
+        <w:t xml:space="preserve"> to question 4.4)</w:t>
       </w:r>
     </w:p>
     <w:p>
@@ -1239,7 +1833,6 @@
         <w:rPr>
           <w:i/>
         </w:rPr>
-        <w:lastRenderedPageBreak/>
         <w:t>(Open-ended response; allow multiple lines)</w:t>
       </w:r>
       <w:r>
@@ -1264,6 +1857,11 @@
       </w:r>
     </w:p>
     <w:p>
+      <w:pPr>
+        <w:rPr>
+          <w:i/>
+        </w:rPr>
+      </w:pPr>
       <w:r>
         <w:rPr>
           <w:i/>
@@ -1278,6 +1876,7 @@
         <w:t>(Optional response, non-mandatory)</w:t>
       </w:r>
     </w:p>
+    <w:p/>
     <w:p>
       <w:pPr>
         <w:pStyle w:val="Ttulo1"/>
@@ -2206,7 +2805,6 @@
   <w:style w:type="character" w:default="1" w:styleId="Fontepargpadro">
     <w:name w:val="Default Paragraph Font"/>
     <w:uiPriority w:val="1"/>
-    <w:semiHidden/>
     <w:unhideWhenUsed/>
   </w:style>
   <w:style w:type="table" w:default="1" w:styleId="Tabelanormal">

--- a/Survey_Mockup_Example.docx
+++ b/Survey_Mockup_Example.docx
@@ -51,10 +51,12 @@
       </w:r>
       <w:proofErr w:type="gramEnd"/>
       <w:r>
-        <w:t xml:space="preserve"> YES  </w:t>
-      </w:r>
-    </w:p>
-    <w:p>
+        <w:t xml:space="preserve"> YES</w:t>
+      </w:r>
+      <w:r>
+        <w:tab/>
+        <w:t xml:space="preserve"> </w:t>
+      </w:r>
       <w:proofErr w:type="gramStart"/>
       <w:r>
         <w:t>( )</w:t>
@@ -272,17 +274,15 @@
       </w:r>
       <w:proofErr w:type="gramEnd"/>
       <w:r>
-        <w:t xml:space="preserve"> YES  </w:t>
-      </w:r>
-    </w:p>
-    <w:p>
+        <w:t xml:space="preserve"> </w:t>
+      </w:r>
       <w:proofErr w:type="gramStart"/>
       <w:r>
-        <w:t>( )</w:t>
+        <w:t>YES  (</w:t>
       </w:r>
       <w:proofErr w:type="gramEnd"/>
       <w:r>
-        <w:t xml:space="preserve"> NO</w:t>
+        <w:t xml:space="preserve"> ) NO</w:t>
       </w:r>
     </w:p>
     <w:p>
@@ -311,7 +311,6 @@
         <w:rPr>
           <w:i/>
         </w:rPr>
-        <w:lastRenderedPageBreak/>
         <w:t>(Open-ended response with multiple lines)</w:t>
       </w:r>
     </w:p>
@@ -328,6 +327,7 @@
         <w:rPr>
           <w:b/>
         </w:rPr>
+        <w:lastRenderedPageBreak/>
         <w:t>1.3.1b. If a document was not accepted, what was the reason given for the refusal?</w:t>
       </w:r>
     </w:p>
@@ -553,7 +553,6 @@
     <w:p>
       <w:proofErr w:type="gramStart"/>
       <w:r>
-        <w:lastRenderedPageBreak/>
         <w:t>( )</w:t>
       </w:r>
       <w:proofErr w:type="gramEnd"/>
@@ -566,6 +565,7 @@
         <w:rPr>
           <w:i/>
         </w:rPr>
+        <w:lastRenderedPageBreak/>
         <w:t>(The display condition for this question is that the user did NOT choose the first option for question 1.4)</w:t>
       </w:r>
     </w:p>
@@ -755,7 +755,6 @@
         <w:rPr>
           <w:i/>
         </w:rPr>
-        <w:lastRenderedPageBreak/>
         <w:t>(The display condition for this question is that the user chose the first response option in question 2.1)</w:t>
       </w:r>
     </w:p>
@@ -764,6 +763,7 @@
         <w:rPr>
           <w:b/>
         </w:rPr>
+        <w:lastRenderedPageBreak/>
         <w:t>2.4. Evaluate the quality of the online scheduling system:</w:t>
       </w:r>
     </w:p>
@@ -1042,23 +1042,23 @@
         <w:rPr>
           <w:b/>
         </w:rPr>
+        <w:t>2.8. Were the instructions given during scheduling clear? Give a rating:</w:t>
+      </w:r>
+    </w:p>
+    <w:p>
+      <w:proofErr w:type="gramStart"/>
+      <w:r>
+        <w:t>( )</w:t>
+      </w:r>
+      <w:proofErr w:type="gramEnd"/>
+      <w:r>
+        <w:t xml:space="preserve"> Excellent  </w:t>
+      </w:r>
+    </w:p>
+    <w:p>
+      <w:proofErr w:type="gramStart"/>
+      <w:r>
         <w:lastRenderedPageBreak/>
-        <w:t>2.8. Were the instructions given during scheduling clear? Give a rating:</w:t>
-      </w:r>
-    </w:p>
-    <w:p>
-      <w:proofErr w:type="gramStart"/>
-      <w:r>
-        <w:t>( )</w:t>
-      </w:r>
-      <w:proofErr w:type="gramEnd"/>
-      <w:r>
-        <w:t xml:space="preserve"> Excellent  </w:t>
-      </w:r>
-    </w:p>
-    <w:p>
-      <w:proofErr w:type="gramStart"/>
-      <w:r>
         <w:t>( )</w:t>
       </w:r>
       <w:proofErr w:type="gramEnd"/>
@@ -1296,23 +1296,23 @@
         <w:rPr>
           <w:b/>
         </w:rPr>
+        <w:t>3.1.2. Did you try to use your old identity card (RG)?</w:t>
+      </w:r>
+    </w:p>
+    <w:p>
+      <w:proofErr w:type="gramStart"/>
+      <w:r>
+        <w:t>( )</w:t>
+      </w:r>
+      <w:proofErr w:type="gramEnd"/>
+      <w:r>
+        <w:t xml:space="preserve"> It was not necessary, I brought all the documents  </w:t>
+      </w:r>
+    </w:p>
+    <w:p>
+      <w:proofErr w:type="gramStart"/>
+      <w:r>
         <w:lastRenderedPageBreak/>
-        <w:t>3.1.2. Did you try to use your old identity card (RG)?</w:t>
-      </w:r>
-    </w:p>
-    <w:p>
-      <w:proofErr w:type="gramStart"/>
-      <w:r>
-        <w:t>( )</w:t>
-      </w:r>
-      <w:proofErr w:type="gramEnd"/>
-      <w:r>
-        <w:t xml:space="preserve"> It was not necessary, I brought all the documents  </w:t>
-      </w:r>
-    </w:p>
-    <w:p>
-      <w:proofErr w:type="gramStart"/>
-      <w:r>
         <w:t>( )</w:t>
       </w:r>
       <w:proofErr w:type="gramEnd"/>
@@ -1536,7 +1536,6 @@
         <w:rPr>
           <w:b/>
         </w:rPr>
-        <w:lastRenderedPageBreak/>
         <w:t>3.4. Would you like to leave any compliment regarding the data and document collection?</w:t>
       </w:r>
     </w:p>
@@ -1555,6 +1554,7 @@
         <w:rPr>
           <w:i/>
         </w:rPr>
+        <w:lastRenderedPageBreak/>
         <w:t>(Open-ended response; allow multiple lines)</w:t>
       </w:r>
       <w:r>
@@ -1785,7 +1785,6 @@
     <w:p>
       <w:proofErr w:type="gramStart"/>
       <w:r>
-        <w:lastRenderedPageBreak/>
         <w:t>( )</w:t>
       </w:r>
       <w:proofErr w:type="gramEnd"/>
@@ -1820,6 +1819,7 @@
         <w:rPr>
           <w:b/>
         </w:rPr>
+        <w:lastRenderedPageBreak/>
         <w:t>4.5. Would you like to leave any criticism regarding the delivery of the CIN (printed or digital)?</w:t>
       </w:r>
     </w:p>
@@ -2805,6 +2805,7 @@
   <w:style w:type="character" w:default="1" w:styleId="Fontepargpadro">
     <w:name w:val="Default Paragraph Font"/>
     <w:uiPriority w:val="1"/>
+    <w:semiHidden/>
     <w:unhideWhenUsed/>
   </w:style>
   <w:style w:type="table" w:default="1" w:styleId="Tabelanormal">
